--- a/docs/lab4/Lab4_Coding_Agent_Report.docx
+++ b/docs/lab4/Lab4_Coding_Agent_Report.docx
@@ -12,7 +12,7 @@
     </w:p>
     <w:p>
       <w:r>
-        <w:t>Repository validation update: This report records the original exercise at the starting commit above. Before publication, main was synchronised to ff68f9b, which adds roadmap_rules.py and changes the AI response to include school details. The updated frontend passed 620 tests, type checking, formatting, and production build; the backend passed 23 tests, Ruff linting, and formatting. Live external services and Docker image builds were not tested locally.</w:t>
+        <w:t>Repository scope update: This report records the original exercise at the starting commit above. The local branch was subsequently synchronised to team commit ff68f9b, which adds roadmap_rules.py and school details to the AI response. Only the Lab 4 profile implementation, tests, and documentation are retained as our changes. Backend files and repository-wide configuration remain as supplied by the team.</w:t>
       </w:r>
     </w:p>
     <w:p>
